--- a/docs/umowy/GastroFlowx-porozumienie-z-pracownikiem.docx
+++ b/docs/umowy/GastroFlowx-porozumienie-z-pracownikiem.docx
@@ -634,7 +634,7 @@
         <w:jc w:val="both"/>
       </w:pPr>
       <w:r>
-        <w:t xml:space="preserve">W związku z korzystaniem z Systemu Pracodawca przetwarza następujące dane Pracownika: imię i nazwisko, służbowy adres e-mail, rolę, informację o przydziale licencji, preferencje (np. język, domyślne godziny przypomnień) oraz informacje o autorstwie wpisów, przypisanych zadaniach i udostępnieniach.</w:t>
+        <w:t xml:space="preserve">W związku z korzystaniem z Systemu Pracodawca przetwarza następujące dane Pracownika: imię i nazwisko, służbowy adres e-mail, rolę, informację o przydziale licencji, preferencje (np. język, domyślne godziny przypomnień), informacje o autorstwie wpisów, przypisanych zadaniach i udostępnieniach, identyfikatory wydarzeń w Kalendarzu Google (jeżeli Pracownik włączy synchronizację) oraz dane techniczne: datę ostatniego użycia logowania i adres IP w dziennikach serwera, przechowywanych do 14 dni w celach bezpieczeństwa.</w:t>
       </w:r>
     </w:p>
     <w:p>
@@ -702,7 +702,7 @@
         <w:jc w:val="both"/>
       </w:pPr>
       <w:r>
-        <w:t xml:space="preserve">nie rejestruje czasu pracy, aktywności przeglądarki ani położenia Pracownika.</w:t>
+        <w:t xml:space="preserve">nie rejestruje czasu pracy ani położenia Pracownika i nie analizuje jego aktywności – daty wpisów i dane techniczne z ust. 1 służą wyłącznie działaniu Systemu i jego bezpieczeństwu.</w:t>
       </w:r>
     </w:p>
     <w:p>
